--- a/Releases/V4.0_Stable/Decoupe/25_Emilien_Collin_Stanislas.docx
+++ b/Releases/V4.0_Stable/Decoupe/25_Emilien_Collin_Stanislas.docx
@@ -279,7 +279,7 @@
         <w:rPr>
           <w:sz w:val="22"/>
         </w:rPr>
-        <w:t xml:space="preserve">•  En 1910, jeune clerc du notaire des Beauchamp, vous avez VALIDÉ les faux papiers qui ont permis à une inconnue de prendre l’identité de Mademoiselle Amandinette de Beauchamp, héritière morte d’une fièvre. Vous saviez. Vous vous êtes tu — et vous avez racheté les terres Beauchamp orphelines à vil prix. Votre fortune est née de ce silence.</w:t>
+        <w:t xml:space="preserve">•  En 1910, jeune clerc du notaire des Beauchamp, vous avez VALIDÉ les faux papiers qui ont permis à une inconnue de prendre l’identité de Mademoiselle Amandinette de Beauchamp, héritière morte d’une fièvre. Vous saviez. Vous vous êtes tu — et vous avez fait passer la succession à l’imposteuse, réputée héritière « vivante », plutôt qu’à la nièce légitime (l’enfant Camille Beauchamp), avant de racheter les terres à vil prix. Votre fortune est née de ce silence.</w:t>
       </w:r>
     </w:p>
     <w:p>
